--- a/backend/documents/templates/file3.docx
+++ b/backend/documents/templates/file3.docx
@@ -85,11 +85,9 @@
       <w:r>
         <w:t xml:space="preserve">{{ </w:t>
       </w:r>
-      <w:proofErr w:type="spellStart"/>
-      <w:r>
-        <w:t>data_utworzenia</w:t>
-      </w:r>
-      <w:proofErr w:type="spellEnd"/>
+      <w:r>
+        <w:t>created_at.</w:t>
+      </w:r>
       <w:r>
         <w:t xml:space="preserve"> }}</w:t>
       </w:r>

--- a/backend/documents/templates/file3.docx
+++ b/backend/documents/templates/file3.docx
@@ -86,7 +86,7 @@
         <w:t xml:space="preserve">{{ </w:t>
       </w:r>
       <w:r>
-        <w:t>created_at.</w:t>
+        <w:t>created_at</w:t>
       </w:r>
       <w:r>
         <w:t xml:space="preserve"> }}</w:t>
